--- a/res/synthetic_fascicoli/fascicoli/fascicolo_sintetico_021/sentenza.docx
+++ b/res/synthetic_fascicoli/fascicoli/fascicolo_sintetico_021/sentenza.docx
@@ -338,7 +338,7 @@
               <w:rStyle w:val="PlaceholderText"/>
               <w:lang w:val="en-US"/>
             </w:rPr>
-            <w:t>530/2025</w:t>
+            <w:t>492/2024</w:t>
           </w:r>
         </w:sdtContent>
       </w:sdt>
@@ -400,7 +400,7 @@
               <w:rStyle w:val="PlaceholderText"/>
               <w:lang w:val="en-US"/>
             </w:rPr>
-            <w:t>Marco Moretti-Silva, Sara Marini</w:t>
+            <w:t>Pedro Carlos Mendes-Souza</w:t>
           </w:r>
         </w:sdtContent>
       </w:sdt>
@@ -444,7 +444,7 @@
               <w:rStyle w:val="PlaceholderText"/>
               <w:lang w:val="en-US"/>
             </w:rPr>
-            <w:t>Paolo Neri, Davide Lombardi, Luca Bianchi</w:t>
+            <w:t>Diego Oliveira</w:t>
           </w:r>
         </w:sdtContent>
       </w:sdt>
@@ -805,7 +805,7 @@
             <w:rPr>
               <w:rStyle w:val="PlaceholderText"/>
             </w:rPr>
-            <w:t>23-10-2025</w:t>
+            <w:t>22-08-2024</w:t>
           </w:r>
         </w:sdtContent>
       </w:sdt>
@@ -1034,7 +1034,7 @@
             <w:rPr>
               <w:rStyle w:val="PlaceholderText"/>
             </w:rPr>
-            <w:t>Chiara Luigi Costa</w:t>
+            <w:t>Antonio Carlos Almeida</w:t>
           </w:r>
         </w:sdtContent>
       </w:sdt>
@@ -1092,7 +1092,7 @@
               <w:rStyle w:val="PlaceholderText"/>
               <w:lang w:val="en-US"/>
             </w:rPr>
-            <w:t>Bergamo</w:t>
+            <w:t>Cremona</w:t>
           </w:r>
         </w:sdtContent>
       </w:sdt>
@@ -1149,7 +1149,7 @@
               <w:rStyle w:val="PlaceholderText"/>
               <w:lang w:val="en-US"/>
             </w:rPr>
-            <w:t>20-05-1850</w:t>
+            <w:t>16-11-1943</w:t>
           </w:r>
         </w:sdtContent>
       </w:sdt>
@@ -1368,7 +1368,7 @@
               <w:rStyle w:val="PlaceholderText"/>
               <w:lang w:val="en-US"/>
             </w:rPr>
-            <w:t>Linea di discendenza allegata: Chiara Luigi Costa -&gt; Marco Moretti</w:t>
+            <w:t>Linea di discendenza ricostruita da certificati esteri e italiani allegati al fascicolo. Nel ricorso sono dichiarati i seguenti alias/pseudonimi: Antonio Almeido.</w:t>
           </w:r>
         </w:sdtContent>
       </w:sdt>
@@ -2513,7 +2513,7 @@
               <w:rStyle w:val="PlaceholderText"/>
               <w:lang w:val="en-US"/>
             </w:rPr>
-            <w:t/>
+            <w:t>Quest'ultima norma non si applica dunque al presente ricorso, iscritto a ruolo prima del 27.3.25.</w:t>
           </w:r>
         </w:p>
       </w:sdtContent>
@@ -2977,7 +2977,7 @@
               <w:rFonts w:ascii="Garamond" w:hAnsi="Garamond"/>
               <w:bCs/>
             </w:rPr>
-            <w:t>4.2. La domanda presentata iure matrimonii è improcedibile.</w:t>
+            <w:t/>
           </w:r>
           <w:proofErr w:type="spellStart"/>
           <w:proofErr w:type="spellEnd"/>
@@ -3013,7 +3013,7 @@
               <w:rFonts w:ascii="Garamond" w:hAnsi="Garamond"/>
               <w:bCs/>
             </w:rPr>
-            <w:t>La giurisprudenza, infatti, ha ammesso la domanda iure sanguinis in ragione delle note liste d'attesa dinanzi ai Consolati italiani, ma nessuna deroga è stata prevista per la cittadinanza acquisita tramite matrimonio (da chiedere prima in via amministrativa, cfr. Direttiva del Ministero dell'Interno n. 12A04741 del 7.3.12). Inoltre, l'art. 4 co. 5 II periodo del D.Lgs. n. 13/17 (sopra riportato) ha disciplinato la competenza territoriale con esclusivo riguardo al Comune di nascita dell'avo, ossia per la cittadinanza ottenuta in virtù della discendenza. Occorre infine considerare che, fino al passaggio in giudicato di questa sentenza, non può dirsi definitivamente acquisito lo status di cittadino del coniuge, presupposto necessario della domanda per matrimonio.</w:t>
+            <w:t/>
           </w:r>
           <w:proofErr w:type="spellStart"/>
           <w:proofErr w:type="spellEnd"/>
@@ -3145,7 +3145,7 @@
               <w:rFonts w:ascii="Garamond" w:hAnsi="Garamond"/>
               <w:bCs/>
             </w:rPr>
-            <w:t>Questo vale anche nei confronti delle parti le cui domande sono state dichiarate inammissibili o improcedibili (viste la serialità della questione per l'Avvocatura dello Stato e la natura prettamente formale della sua costituzione).</w:t>
+            <w:t/>
           </w:r>
         </w:p>
       </w:sdtContent>
@@ -3247,9 +3247,7 @@
               <w:rStyle w:val="PlaceholderText"/>
               <w:lang w:val="en-US"/>
             </w:rPr>
-            <w:t>Marco Moretti-Silva, nato/a a Belo Horizonte il 08-07-2008</w:t>
-            <w:br/>
-            <w:t>Sara Marini, nato/a a  il </w:t>
+            <w:t>Pedro Carlos Mendes-Souza, nato/a a Rio de Janeiro il 10-07-1968</w:t>
           </w:r>
         </w:p>
       </w:sdtContent>
@@ -3296,7 +3294,7 @@
             <w:rPr>
               <w:rStyle w:val="PlaceholderText"/>
             </w:rPr>
-            <w:t>sono cittadini italiani</w:t>
+            <w:t>è cittadino italiano</w:t>
           </w:r>
         </w:sdtContent>
       </w:sdt>
@@ -3399,7 +3397,7 @@
               <w:rStyle w:val="PlaceholderText"/>
               <w:lang w:val="en-US"/>
             </w:rPr>
-            <w:t>dichiara improcedibile la domanda presentata da Sara Marini;</w:t>
+            <w:t/>
           </w:r>
         </w:p>
       </w:sdtContent>
